--- a/prosedurler/EMS.İP.TL.24.02. Blend Ratio, Carding and Drawing Setting Instruction.docx
+++ b/prosedurler/EMS.İP.TL.24.02. Blend Ratio, Carding and Drawing Setting Instruction.docx
@@ -32,7 +32,7 @@
           <w:sz w:val="24"/>
           <w:szCs w:val="24"/>
         </w:rPr>
-        <w:t xml:space="preserve">This instruction describes how the blend ratio is prepared in the blowroom and how the carding and drawing machines are set and checked (TLM-IPL-04 and TLM-IPL-05) at Eroglu Knitting (EMS), so that the sliver is uniform and the yarn meets the production order and customer specification.</w:t>
+        <w:t xml:space="preserve">This instruction describes how the blend ratio is prepared in the blowroom and how the carding and drawing machines are set and checked (EMS.İP.TL.24.02 and EMS.İP.TL.24.02) at Eroglu Knitting (EMS), so that the sliver is uniform and the yarn meets the production order and customer specification.</w:t>
       </w:r>
     </w:p>
     <w:p>
@@ -612,7 +612,7 @@
           <w:sz w:val="24"/>
           <w:szCs w:val="24"/>
         </w:rPr>
-        <w:t xml:space="preserve">2. BLEND RATIO (TLM-IPL-04)</w:t>
+        <w:t xml:space="preserve">2. BLEND RATIO (EMS.İP.TL.24.02)</w:t>
       </w:r>
     </w:p>
     <w:p>
@@ -717,7 +717,7 @@
           <w:sz w:val="24"/>
           <w:szCs w:val="24"/>
         </w:rPr>
-        <w:t xml:space="preserve">3. CARDING SETTINGS (TLM-IPL-05)</w:t>
+        <w:t xml:space="preserve">3. CARDING SETTINGS (EMS.İP.TL.24.02)</w:t>
       </w:r>
     </w:p>
     <w:p>
@@ -806,7 +806,7 @@
           <w:sz w:val="24"/>
           <w:szCs w:val="24"/>
         </w:rPr>
-        <w:t xml:space="preserve">4. DRAWING SETTINGS (TLM-IPL-05)</w:t>
+        <w:t xml:space="preserve">4. DRAWING SETTINGS (EMS.İP.TL.24.02)</w:t>
       </w:r>
     </w:p>
     <w:p>
@@ -1088,7 +1088,7 @@
           <w:sz w:val="24"/>
           <w:szCs w:val="24"/>
         </w:rPr>
-        <w:t xml:space="preserve">TLM-IPL-04 Blend ratio instruction; TLM-IPL-05 Carding and drawing setting instruction (PRS-IPL-03 Spinning Production Procedure)</w:t>
+        <w:t xml:space="preserve">EMS.İP.TL.24.02 Blend ratio instruction; EMS.İP.TL.24.02 Carding and drawing setting instruction (EMS.İP.PRO.24.02 Spinning Production Procedure)</w:t>
       </w:r>
     </w:p>
     <w:p>
@@ -1285,7 +1285,7 @@
           <w:sz w:val="24"/>
           <w:szCs w:val="24"/>
         </w:rPr>
-        <w:t xml:space="preserve">تصف هذه التعليمات كيفية تحضير نسبة الخلط في غرفة الخلط وكيفية ضبط آلات الكرد والسحب وفحصها (TLM-IPL-04 وTLM-IPL-05) في شركة إيروغلو للتريكو (EMS)، بحيث يكون الشريط منتظمًا وتطابق الخيوط أمر الإنتاج ومواصفات العميل.</w:t>
+        <w:t xml:space="preserve">تصف هذه التعليمات كيفية تحضير نسبة الخلط في غرفة الخلط وكيفية ضبط آلات الكرد والسحب وفحصها (EMS.İP.TL.24.02 وTLM-IPL-05) في شركة إيروغلو للتريكو (EMS)، بحيث يكون الشريط منتظمًا وتطابق الخيوط أمر الإنتاج ومواصفات العميل.</w:t>
       </w:r>
     </w:p>
     <w:p>
@@ -1934,7 +1934,7 @@
           <w:sz w:val="24"/>
           <w:szCs w:val="24"/>
         </w:rPr>
-        <w:t xml:space="preserve">2. نسبة الخلط (TLM-IPL-04)</w:t>
+        <w:t xml:space="preserve">2. نسبة الخلط (EMS.İP.TL.24.02)</w:t>
       </w:r>
     </w:p>
     <w:p>
@@ -2052,7 +2052,7 @@
           <w:sz w:val="24"/>
           <w:szCs w:val="24"/>
         </w:rPr>
-        <w:t xml:space="preserve">3. ضبط الكرد (TLM-IPL-05)</w:t>
+        <w:t xml:space="preserve">3. ضبط الكرد (EMS.İP.TL.24.02)</w:t>
       </w:r>
     </w:p>
     <w:p>
@@ -2152,7 +2152,7 @@
           <w:sz w:val="24"/>
           <w:szCs w:val="24"/>
         </w:rPr>
-        <w:t xml:space="preserve">4. ضبط السحب (TLM-IPL-05)</w:t>
+        <w:t xml:space="preserve">4. ضبط السحب (EMS.İP.TL.24.02)</w:t>
       </w:r>
     </w:p>
     <w:p>
@@ -2467,7 +2467,7 @@
           <w:sz w:val="24"/>
           <w:szCs w:val="24"/>
         </w:rPr>
-        <w:t xml:space="preserve">TLM-IPL-04 تعليمات نسبة الخلط؛ TLM-IPL-05 تعليمات ضبط الكرد والسحب (PRS-IPL-03 إجراء إنتاج الغزل)</w:t>
+        <w:t xml:space="preserve">EMS.İP.TL.24.02 تعليمات نسبة الخلط؛ EMS.İP.TL.24.02 تعليمات ضبط الكرد والسحب (EMS.İP.PRO.24.02 إجراء إنتاج الغزل)</w:t>
       </w:r>
     </w:p>
     <w:p>

--- a/prosedurler/EMS.İP.TL.24.02. Blend Ratio, Carding and Drawing Setting Instruction.docx
+++ b/prosedurler/EMS.İP.TL.24.02. Blend Ratio, Carding and Drawing Setting Instruction.docx
@@ -1285,7 +1285,7 @@
           <w:sz w:val="24"/>
           <w:szCs w:val="24"/>
         </w:rPr>
-        <w:t xml:space="preserve">تصف هذه التعليمات كيفية تحضير نسبة الخلط في غرفة الخلط وكيفية ضبط آلات الكرد والسحب وفحصها (EMS.İP.TL.24.02 وTLM-IPL-05) في شركة إيروغلو للتريكو (EMS)، بحيث يكون الشريط منتظمًا وتطابق الخيوط أمر الإنتاج ومواصفات العميل.</w:t>
+        <w:t xml:space="preserve">تصف هذه التعليمات كيفية تحضير نسبة الخلط في غرفة الخلط وكيفية ضبط آلات الكرد والسحب وفحصها (EMS.İP.TL.24.02 وEMS.İP.TL.24.02) في شركة إيروغلو للتريكو (EMS)، بحيث يكون الشريط منتظمًا وتطابق الخيوط أمر الإنتاج ومواصفات العميل.</w:t>
       </w:r>
     </w:p>
     <w:p>
